--- a/reports/submission/technical-report.docx
+++ b/reports/submission/technical-report.docx
@@ -2781,7 +2781,7 @@
     </w:p>
     <w:p>
       <w:r>
-        <w:t>264 tests, 92.69% line coverage — 159 unit and 105 integration.</w:t>
+        <w:t>264 tests, 92.69% line coverage — 177 unit and 87 integration.</w:t>
       </w:r>
     </w:p>
     <w:p>

--- a/reports/submission/technical-report.docx
+++ b/reports/submission/technical-report.docx
@@ -220,7 +220,7 @@
     <w:p/>
     <w:p>
       <w:r>
-        <w:t>Repository: [INSERT REPOSITORY URL]</w:t>
+        <w:t>Repository: https://github.com/SimonMutyavaviri/qualification-verification-system</w:t>
       </w:r>
     </w:p>
     <w:p>
